--- a/Pramod Prasad Resume.docx
+++ b/Pramod Prasad Resume.docx
@@ -128,13 +128,6 @@
         </w:tabs>
         <w:ind w:left="-284" w:right="95"/>
         <w:jc w:val="center"/>
-        <w:rPr>
-          <w:rFonts w:asciiTheme="majorHAnsi" w:hAnsiTheme="majorHAnsi" w:cstheme="majorHAnsi"/>
-          <w:color w:val="0000FF"/>
-          <w:sz w:val="20"/>
-          <w:szCs w:val="20"/>
-          <w:u w:val="single"/>
-        </w:rPr>
       </w:pPr>
       <w:r>
         <w:rPr>
@@ -173,6 +166,26 @@
           <w:tab w:val="right" w:pos="8280"/>
         </w:tabs>
         <w:ind w:left="-284" w:right="95"/>
+        <w:jc w:val="center"/>
+      </w:pPr>
+      <w:r>
+        <w:rPr>
+          <w:rFonts w:asciiTheme="majorHAnsi" w:hAnsiTheme="majorHAnsi" w:cstheme="majorHAnsi"/>
+          <w:color w:val="0000FF"/>
+          <w:sz w:val="20"/>
+          <w:szCs w:val="20"/>
+          <w:u w:val="single"/>
+          <w:lang w:val="en-NZ"/>
+        </w:rPr>
+        <w:t>Portfolio: Pramod-Prasad2101.github.io/Portfolio</w:t>
+      </w:r>
+    </w:p>
+    <w:p>
+      <w:pPr>
+        <w:tabs>
+          <w:tab w:val="right" w:pos="8280"/>
+        </w:tabs>
+        <w:ind w:left="-284" w:right="95"/>
         <w:jc w:val="both"/>
         <w:rPr>
           <w:rFonts w:asciiTheme="majorHAnsi" w:hAnsiTheme="majorHAnsi" w:cstheme="majorHAnsi"/>
@@ -222,7 +235,7 @@
           <w:sz w:val="20"/>
           <w:szCs w:val="20"/>
         </w:rPr>
-        <w:t xml:space="preserve"> Skilled in Python, SQL, and ERP platforms (Microsoft Dynamics NAV), with strong stakeholder engagement and a commitment to data quality and governance. Passionate about leveraging modern data platforms, analytics, and integration technologies to solve business challenges.</w:t>
+        <w:t xml:space="preserve"> Skilled in Python, SQL, and ERP platforms with strong stakeholder engagement and a commitment to data quality and governance. Passionate about leveraging modern data platforms, analytics, and integration technologies to solve business challenges.</w:t>
       </w:r>
     </w:p>
     <w:p>
@@ -1637,6 +1650,7 @@
           <w:sz w:val="20"/>
           <w:szCs w:val="20"/>
         </w:rPr>
+        <w:lastRenderedPageBreak/>
         <w:t xml:space="preserve">Sentiment Analysis: Applied NLP techniques to </w:t>
       </w:r>
       <w:proofErr w:type="spellStart"/>
@@ -1689,7 +1703,6 @@
           <w:sz w:val="20"/>
           <w:szCs w:val="20"/>
         </w:rPr>
-        <w:lastRenderedPageBreak/>
         <w:t>Customer Segmentation: Applied RFM analysis and K-Means clustering to identify customer groups for targeted business strategies.</w:t>
       </w:r>
     </w:p>
@@ -2828,10 +2841,9 @@
     </w:p>
     <w:p>
       <w:pPr>
-        <w:pStyle w:val="ListParagraph"/>
         <w:numPr>
           <w:ilvl w:val="0"/>
-          <w:numId w:val="20"/>
+          <w:numId w:val="23"/>
         </w:numPr>
         <w:pBdr>
           <w:top w:val="nil"/>
@@ -2846,6 +2858,7 @@
           <w:bCs/>
           <w:sz w:val="20"/>
           <w:szCs w:val="20"/>
+          <w:lang w:val="en-NZ"/>
         </w:rPr>
       </w:pPr>
       <w:r>
@@ -2854,34 +2867,16 @@
           <w:bCs/>
           <w:sz w:val="20"/>
           <w:szCs w:val="20"/>
-        </w:rPr>
-        <w:t xml:space="preserve">Developed data-driven inventory analysis solutions to identify </w:t>
-      </w:r>
-      <w:r>
-        <w:rPr>
-          <w:rFonts w:asciiTheme="majorHAnsi" w:hAnsiTheme="majorHAnsi" w:cstheme="majorHAnsi"/>
-          <w:bCs/>
-          <w:sz w:val="20"/>
-          <w:szCs w:val="20"/>
-        </w:rPr>
-        <w:t>slow-moving and high-demand inventory items</w:t>
-      </w:r>
-      <w:r>
-        <w:rPr>
-          <w:rFonts w:asciiTheme="majorHAnsi" w:hAnsiTheme="majorHAnsi" w:cstheme="majorHAnsi"/>
-          <w:bCs/>
-          <w:sz w:val="20"/>
-          <w:szCs w:val="20"/>
-        </w:rPr>
-        <w:t>, supporting improved inventory planning.</w:t>
-      </w:r>
-    </w:p>
-    <w:p>
-      <w:pPr>
-        <w:pStyle w:val="ListParagraph"/>
+          <w:lang w:val="en-NZ"/>
+        </w:rPr>
+        <w:t>Cleaned and streamlined cluttered data sources, removing manual workloads and improving data quality.</w:t>
+      </w:r>
+    </w:p>
+    <w:p>
+      <w:pPr>
         <w:numPr>
           <w:ilvl w:val="0"/>
-          <w:numId w:val="20"/>
+          <w:numId w:val="23"/>
         </w:numPr>
         <w:pBdr>
           <w:top w:val="nil"/>
@@ -2896,6 +2891,7 @@
           <w:bCs/>
           <w:sz w:val="20"/>
           <w:szCs w:val="20"/>
+          <w:lang w:val="en-NZ"/>
         </w:rPr>
       </w:pPr>
       <w:r>
@@ -2904,16 +2900,16 @@
           <w:bCs/>
           <w:sz w:val="20"/>
           <w:szCs w:val="20"/>
-        </w:rPr>
-        <w:t>Reduced stock-out risks through improved demand visibility and inventory analysis.</w:t>
-      </w:r>
-    </w:p>
-    <w:p>
-      <w:pPr>
-        <w:pStyle w:val="ListParagraph"/>
+          <w:lang w:val="en-NZ"/>
+        </w:rPr>
+        <w:t>Built and maintain Power BI dashboards for real-time business performance visibility.</w:t>
+      </w:r>
+    </w:p>
+    <w:p>
+      <w:pPr>
         <w:numPr>
           <w:ilvl w:val="0"/>
-          <w:numId w:val="20"/>
+          <w:numId w:val="23"/>
         </w:numPr>
         <w:pBdr>
           <w:top w:val="nil"/>
@@ -2928,6 +2924,7 @@
           <w:bCs/>
           <w:sz w:val="20"/>
           <w:szCs w:val="20"/>
+          <w:lang w:val="en-NZ"/>
         </w:rPr>
       </w:pPr>
       <w:r>
@@ -2936,8 +2933,42 @@
           <w:bCs/>
           <w:sz w:val="20"/>
           <w:szCs w:val="20"/>
-        </w:rPr>
-        <w:t>Automated manual reporting processes, reducing reporting effort and improving access to operational insights.</w:t>
+          <w:lang w:val="en-NZ"/>
+        </w:rPr>
+        <w:t>Applied Python and machine learning algorithms to analyse performance and drive data-driven decisions.</w:t>
+      </w:r>
+    </w:p>
+    <w:p>
+      <w:pPr>
+        <w:numPr>
+          <w:ilvl w:val="0"/>
+          <w:numId w:val="23"/>
+        </w:numPr>
+        <w:pBdr>
+          <w:top w:val="nil"/>
+          <w:left w:val="nil"/>
+          <w:bottom w:val="nil"/>
+          <w:right w:val="nil"/>
+          <w:between w:val="nil"/>
+        </w:pBdr>
+        <w:spacing w:after="0" w:line="240" w:lineRule="auto"/>
+        <w:rPr>
+          <w:rFonts w:asciiTheme="majorHAnsi" w:hAnsiTheme="majorHAnsi" w:cstheme="majorHAnsi"/>
+          <w:bCs/>
+          <w:sz w:val="20"/>
+          <w:szCs w:val="20"/>
+          <w:lang w:val="en-NZ"/>
+        </w:rPr>
+      </w:pPr>
+      <w:r>
+        <w:rPr>
+          <w:rFonts w:asciiTheme="majorHAnsi" w:hAnsiTheme="majorHAnsi" w:cstheme="majorHAnsi"/>
+          <w:bCs/>
+          <w:sz w:val="20"/>
+          <w:szCs w:val="20"/>
+          <w:lang w:val="en-NZ"/>
+        </w:rPr>
+        <w:t>Produce regular Power BI and Python-based analyses to support operational and strategic planning.</w:t>
       </w:r>
     </w:p>
     <w:p>
@@ -5881,6 +5912,155 @@
     </w:lvl>
   </w:abstractNum>
   <w:abstractNum w:abstractNumId="11" w15:restartNumberingAfterBreak="0">
+    <w:nsid w:val="47223241"/>
+    <w:multiLevelType w:val="multilevel"/>
+    <w:tmpl w:val="4836CBBE"/>
+    <w:lvl w:ilvl="0">
+      <w:start w:val="1"/>
+      <w:numFmt w:val="bullet"/>
+      <w:lvlText w:val=""/>
+      <w:lvlJc w:val="left"/>
+      <w:pPr>
+        <w:tabs>
+          <w:tab w:val="num" w:pos="720"/>
+        </w:tabs>
+        <w:ind w:left="720" w:hanging="360"/>
+      </w:pPr>
+      <w:rPr>
+        <w:rFonts w:ascii="Symbol" w:hAnsi="Symbol" w:hint="default"/>
+        <w:sz w:val="20"/>
+      </w:rPr>
+    </w:lvl>
+    <w:lvl w:ilvl="1" w:tentative="1">
+      <w:start w:val="1"/>
+      <w:numFmt w:val="bullet"/>
+      <w:lvlText w:val="o"/>
+      <w:lvlJc w:val="left"/>
+      <w:pPr>
+        <w:tabs>
+          <w:tab w:val="num" w:pos="1440"/>
+        </w:tabs>
+        <w:ind w:left="1440" w:hanging="360"/>
+      </w:pPr>
+      <w:rPr>
+        <w:rFonts w:ascii="Courier New" w:hAnsi="Courier New" w:hint="default"/>
+        <w:sz w:val="20"/>
+      </w:rPr>
+    </w:lvl>
+    <w:lvl w:ilvl="2" w:tentative="1">
+      <w:start w:val="1"/>
+      <w:numFmt w:val="bullet"/>
+      <w:lvlText w:val=""/>
+      <w:lvlJc w:val="left"/>
+      <w:pPr>
+        <w:tabs>
+          <w:tab w:val="num" w:pos="2160"/>
+        </w:tabs>
+        <w:ind w:left="2160" w:hanging="360"/>
+      </w:pPr>
+      <w:rPr>
+        <w:rFonts w:ascii="Wingdings" w:hAnsi="Wingdings" w:hint="default"/>
+        <w:sz w:val="20"/>
+      </w:rPr>
+    </w:lvl>
+    <w:lvl w:ilvl="3" w:tentative="1">
+      <w:start w:val="1"/>
+      <w:numFmt w:val="bullet"/>
+      <w:lvlText w:val=""/>
+      <w:lvlJc w:val="left"/>
+      <w:pPr>
+        <w:tabs>
+          <w:tab w:val="num" w:pos="2880"/>
+        </w:tabs>
+        <w:ind w:left="2880" w:hanging="360"/>
+      </w:pPr>
+      <w:rPr>
+        <w:rFonts w:ascii="Wingdings" w:hAnsi="Wingdings" w:hint="default"/>
+        <w:sz w:val="20"/>
+      </w:rPr>
+    </w:lvl>
+    <w:lvl w:ilvl="4" w:tentative="1">
+      <w:start w:val="1"/>
+      <w:numFmt w:val="bullet"/>
+      <w:lvlText w:val=""/>
+      <w:lvlJc w:val="left"/>
+      <w:pPr>
+        <w:tabs>
+          <w:tab w:val="num" w:pos="3600"/>
+        </w:tabs>
+        <w:ind w:left="3600" w:hanging="360"/>
+      </w:pPr>
+      <w:rPr>
+        <w:rFonts w:ascii="Wingdings" w:hAnsi="Wingdings" w:hint="default"/>
+        <w:sz w:val="20"/>
+      </w:rPr>
+    </w:lvl>
+    <w:lvl w:ilvl="5" w:tentative="1">
+      <w:start w:val="1"/>
+      <w:numFmt w:val="bullet"/>
+      <w:lvlText w:val=""/>
+      <w:lvlJc w:val="left"/>
+      <w:pPr>
+        <w:tabs>
+          <w:tab w:val="num" w:pos="4320"/>
+        </w:tabs>
+        <w:ind w:left="4320" w:hanging="360"/>
+      </w:pPr>
+      <w:rPr>
+        <w:rFonts w:ascii="Wingdings" w:hAnsi="Wingdings" w:hint="default"/>
+        <w:sz w:val="20"/>
+      </w:rPr>
+    </w:lvl>
+    <w:lvl w:ilvl="6" w:tentative="1">
+      <w:start w:val="1"/>
+      <w:numFmt w:val="bullet"/>
+      <w:lvlText w:val=""/>
+      <w:lvlJc w:val="left"/>
+      <w:pPr>
+        <w:tabs>
+          <w:tab w:val="num" w:pos="5040"/>
+        </w:tabs>
+        <w:ind w:left="5040" w:hanging="360"/>
+      </w:pPr>
+      <w:rPr>
+        <w:rFonts w:ascii="Wingdings" w:hAnsi="Wingdings" w:hint="default"/>
+        <w:sz w:val="20"/>
+      </w:rPr>
+    </w:lvl>
+    <w:lvl w:ilvl="7" w:tentative="1">
+      <w:start w:val="1"/>
+      <w:numFmt w:val="bullet"/>
+      <w:lvlText w:val=""/>
+      <w:lvlJc w:val="left"/>
+      <w:pPr>
+        <w:tabs>
+          <w:tab w:val="num" w:pos="5760"/>
+        </w:tabs>
+        <w:ind w:left="5760" w:hanging="360"/>
+      </w:pPr>
+      <w:rPr>
+        <w:rFonts w:ascii="Wingdings" w:hAnsi="Wingdings" w:hint="default"/>
+        <w:sz w:val="20"/>
+      </w:rPr>
+    </w:lvl>
+    <w:lvl w:ilvl="8" w:tentative="1">
+      <w:start w:val="1"/>
+      <w:numFmt w:val="bullet"/>
+      <w:lvlText w:val=""/>
+      <w:lvlJc w:val="left"/>
+      <w:pPr>
+        <w:tabs>
+          <w:tab w:val="num" w:pos="6480"/>
+        </w:tabs>
+        <w:ind w:left="6480" w:hanging="360"/>
+      </w:pPr>
+      <w:rPr>
+        <w:rFonts w:ascii="Wingdings" w:hAnsi="Wingdings" w:hint="default"/>
+        <w:sz w:val="20"/>
+      </w:rPr>
+    </w:lvl>
+  </w:abstractNum>
+  <w:abstractNum w:abstractNumId="12" w15:restartNumberingAfterBreak="0">
     <w:nsid w:val="4F8144EA"/>
     <w:multiLevelType w:val="hybridMultilevel"/>
     <w:tmpl w:val="51940A0A"/>
@@ -5992,7 +6172,7 @@
       </w:rPr>
     </w:lvl>
   </w:abstractNum>
-  <w:abstractNum w:abstractNumId="12" w15:restartNumberingAfterBreak="0">
+  <w:abstractNum w:abstractNumId="13" w15:restartNumberingAfterBreak="0">
     <w:nsid w:val="54EB108F"/>
     <w:multiLevelType w:val="multilevel"/>
     <w:tmpl w:val="F310415C"/>
@@ -6141,7 +6321,7 @@
       </w:rPr>
     </w:lvl>
   </w:abstractNum>
-  <w:abstractNum w:abstractNumId="13" w15:restartNumberingAfterBreak="0">
+  <w:abstractNum w:abstractNumId="14" w15:restartNumberingAfterBreak="0">
     <w:nsid w:val="55415F58"/>
     <w:multiLevelType w:val="hybridMultilevel"/>
     <w:tmpl w:val="4B824B7C"/>
@@ -6254,7 +6434,7 @@
       </w:rPr>
     </w:lvl>
   </w:abstractNum>
-  <w:abstractNum w:abstractNumId="14" w15:restartNumberingAfterBreak="0">
+  <w:abstractNum w:abstractNumId="15" w15:restartNumberingAfterBreak="0">
     <w:nsid w:val="5B63418D"/>
     <w:multiLevelType w:val="multilevel"/>
     <w:tmpl w:val="25D49BC2"/>
@@ -6367,7 +6547,7 @@
       </w:rPr>
     </w:lvl>
   </w:abstractNum>
-  <w:abstractNum w:abstractNumId="15" w15:restartNumberingAfterBreak="0">
+  <w:abstractNum w:abstractNumId="16" w15:restartNumberingAfterBreak="0">
     <w:nsid w:val="66B63351"/>
     <w:multiLevelType w:val="multilevel"/>
     <w:tmpl w:val="CD6A06DE"/>
@@ -6480,7 +6660,7 @@
       </w:rPr>
     </w:lvl>
   </w:abstractNum>
-  <w:abstractNum w:abstractNumId="16" w15:restartNumberingAfterBreak="0">
+  <w:abstractNum w:abstractNumId="17" w15:restartNumberingAfterBreak="0">
     <w:nsid w:val="671C6A3D"/>
     <w:multiLevelType w:val="hybridMultilevel"/>
     <w:tmpl w:val="FBE07292"/>
@@ -6592,7 +6772,7 @@
       </w:rPr>
     </w:lvl>
   </w:abstractNum>
-  <w:abstractNum w:abstractNumId="17" w15:restartNumberingAfterBreak="0">
+  <w:abstractNum w:abstractNumId="18" w15:restartNumberingAfterBreak="0">
     <w:nsid w:val="67487E7F"/>
     <w:multiLevelType w:val="hybridMultilevel"/>
     <w:tmpl w:val="51DA963E"/>
@@ -6704,7 +6884,7 @@
       </w:rPr>
     </w:lvl>
   </w:abstractNum>
-  <w:abstractNum w:abstractNumId="18" w15:restartNumberingAfterBreak="0">
+  <w:abstractNum w:abstractNumId="19" w15:restartNumberingAfterBreak="0">
     <w:nsid w:val="6C01383E"/>
     <w:multiLevelType w:val="multilevel"/>
     <w:tmpl w:val="9F7CE8BE"/>
@@ -6853,7 +7033,7 @@
       </w:rPr>
     </w:lvl>
   </w:abstractNum>
-  <w:abstractNum w:abstractNumId="19" w15:restartNumberingAfterBreak="0">
+  <w:abstractNum w:abstractNumId="20" w15:restartNumberingAfterBreak="0">
     <w:nsid w:val="77F260F4"/>
     <w:multiLevelType w:val="multilevel"/>
     <w:tmpl w:val="5C8280B0"/>
@@ -7002,7 +7182,7 @@
       </w:rPr>
     </w:lvl>
   </w:abstractNum>
-  <w:abstractNum w:abstractNumId="20" w15:restartNumberingAfterBreak="0">
+  <w:abstractNum w:abstractNumId="21" w15:restartNumberingAfterBreak="0">
     <w:nsid w:val="7B0257DB"/>
     <w:multiLevelType w:val="multilevel"/>
     <w:tmpl w:val="6464B59E"/>
@@ -7151,7 +7331,7 @@
       </w:rPr>
     </w:lvl>
   </w:abstractNum>
-  <w:abstractNum w:abstractNumId="21" w15:restartNumberingAfterBreak="0">
+  <w:abstractNum w:abstractNumId="22" w15:restartNumberingAfterBreak="0">
     <w:nsid w:val="7C4A6AD7"/>
     <w:multiLevelType w:val="multilevel"/>
     <w:tmpl w:val="12CEAFD6"/>
@@ -7301,10 +7481,10 @@
     </w:lvl>
   </w:abstractNum>
   <w:num w:numId="1" w16cid:durableId="1392464191">
-    <w:abstractNumId w:val="15"/>
+    <w:abstractNumId w:val="16"/>
   </w:num>
   <w:num w:numId="2" w16cid:durableId="715202026">
-    <w:abstractNumId w:val="14"/>
+    <w:abstractNumId w:val="15"/>
   </w:num>
   <w:num w:numId="3" w16cid:durableId="1493913605">
     <w:abstractNumId w:val="1"/>
@@ -7328,31 +7508,31 @@
     <w:abstractNumId w:val="8"/>
   </w:num>
   <w:num w:numId="10" w16cid:durableId="489758903">
-    <w:abstractNumId w:val="13"/>
+    <w:abstractNumId w:val="14"/>
   </w:num>
   <w:num w:numId="11" w16cid:durableId="84768179">
     <w:abstractNumId w:val="0"/>
   </w:num>
   <w:num w:numId="12" w16cid:durableId="1837259408">
-    <w:abstractNumId w:val="11"/>
+    <w:abstractNumId w:val="12"/>
   </w:num>
   <w:num w:numId="13" w16cid:durableId="550193696">
+    <w:abstractNumId w:val="19"/>
+  </w:num>
+  <w:num w:numId="14" w16cid:durableId="37094008">
+    <w:abstractNumId w:val="21"/>
+  </w:num>
+  <w:num w:numId="15" w16cid:durableId="1972125372">
+    <w:abstractNumId w:val="13"/>
+  </w:num>
+  <w:num w:numId="16" w16cid:durableId="233053580">
+    <w:abstractNumId w:val="17"/>
+  </w:num>
+  <w:num w:numId="17" w16cid:durableId="1037048681">
     <w:abstractNumId w:val="18"/>
   </w:num>
-  <w:num w:numId="14" w16cid:durableId="37094008">
-    <w:abstractNumId w:val="20"/>
-  </w:num>
-  <w:num w:numId="15" w16cid:durableId="1972125372">
-    <w:abstractNumId w:val="12"/>
-  </w:num>
-  <w:num w:numId="16" w16cid:durableId="233053580">
-    <w:abstractNumId w:val="16"/>
-  </w:num>
-  <w:num w:numId="17" w16cid:durableId="1037048681">
-    <w:abstractNumId w:val="17"/>
-  </w:num>
   <w:num w:numId="18" w16cid:durableId="682973823">
-    <w:abstractNumId w:val="21"/>
+    <w:abstractNumId w:val="22"/>
   </w:num>
   <w:num w:numId="19" w16cid:durableId="1332560690">
     <w:abstractNumId w:val="5"/>
@@ -7364,7 +7544,10 @@
     <w:abstractNumId w:val="7"/>
   </w:num>
   <w:num w:numId="22" w16cid:durableId="842009172">
-    <w:abstractNumId w:val="19"/>
+    <w:abstractNumId w:val="20"/>
+  </w:num>
+  <w:num w:numId="23" w16cid:durableId="1845129515">
+    <w:abstractNumId w:val="11"/>
   </w:num>
 </w:numbering>
 </file>
@@ -7888,7 +8071,6 @@
   <w:style w:type="character" w:default="1" w:styleId="DefaultParagraphFont">
     <w:name w:val="Default Paragraph Font"/>
     <w:uiPriority w:val="1"/>
-    <w:semiHidden/>
     <w:unhideWhenUsed/>
   </w:style>
   <w:style w:type="table" w:default="1" w:styleId="TableNormal">
